--- a/BIMASAKTI_11/1.00/PROGRAM/BS Program/SPEC/CBB00200/CBB00200 Close CB Period.docx
+++ b/BIMASAKTI_11/1.00/PROGRAM/BS Program/SPEC/CBB00200/CBB00200 Close CB Period.docx
@@ -3875,65 +3875,20 @@
               </w:numPr>
               <w:rPr>
                 <w:rFonts w:ascii="Courier New" w:hAnsi="Courier New" w:cs="Courier New"/>
-                <w:sz w:val="14"/>
-                <w:lang w:val="id-ID"/>
-              </w:rPr>
-            </w:pPr>
-            <w:r>
-              <w:rPr>
-                <w:rFonts w:ascii="Courier New" w:hAnsi="Courier New" w:cs="Courier New"/>
-                <w:sz w:val="14"/>
-              </w:rPr>
-              <w:t xml:space="preserve">Jalankan </w:t>
-            </w:r>
-            <w:r>
-              <w:rPr>
-                <w:rFonts w:ascii="Courier New" w:hAnsi="Courier New" w:cs="Courier New"/>
-                <w:sz w:val="14"/>
-              </w:rPr>
-              <w:t>RSP_</w:t>
-            </w:r>
-            <w:r>
-              <w:rPr>
-                <w:rFonts w:ascii="Courier New" w:hAnsi="Courier New" w:cs="Courier New"/>
-                <w:sz w:val="14"/>
-              </w:rPr>
-              <w:t>CB</w:t>
-            </w:r>
-            <w:r>
-              <w:rPr>
-                <w:rFonts w:ascii="Courier New" w:hAnsi="Courier New" w:cs="Courier New"/>
-                <w:sz w:val="14"/>
-              </w:rPr>
-              <w:t>_</w:t>
-            </w:r>
-            <w:r>
-              <w:rPr>
-                <w:rFonts w:ascii="Courier New" w:hAnsi="Courier New" w:cs="Courier New"/>
-                <w:sz w:val="14"/>
-              </w:rPr>
-              <w:t>VALIDATE_</w:t>
-            </w:r>
-            <w:r>
-              <w:rPr>
-                <w:rFonts w:ascii="Courier New" w:hAnsi="Courier New" w:cs="Courier New"/>
-                <w:sz w:val="14"/>
-              </w:rPr>
-              <w:t>CLOSE</w:t>
-            </w:r>
-            <w:r>
-              <w:rPr>
-                <w:rFonts w:ascii="Courier New" w:hAnsi="Courier New" w:cs="Courier New"/>
-                <w:sz w:val="14"/>
-              </w:rPr>
-              <w:t>_PERIOD</w:t>
-            </w:r>
-            <w:r>
-              <w:rPr>
-                <w:rFonts w:ascii="Courier New" w:hAnsi="Courier New" w:cs="Courier New"/>
-                <w:sz w:val="14"/>
-              </w:rPr>
-              <w:t xml:space="preserve"> dengan parameter, simpan hasil ke VAR_VALIDATE_RESULT</w:t>
+                <w:strike/>
+                <w:sz w:val="14"/>
+                <w:highlight w:val="red"/>
+                <w:lang w:val="id-ID"/>
+              </w:rPr>
+            </w:pPr>
+            <w:r>
+              <w:rPr>
+                <w:rFonts w:ascii="Courier New" w:hAnsi="Courier New" w:cs="Courier New"/>
+                <w:strike/>
+                <w:sz w:val="14"/>
+                <w:highlight w:val="red"/>
+              </w:rPr>
+              <w:t>Jalankan RSP_CB_VALIDATE_CLOSE_PERIOD dengan parameter, simpan hasil ke VAR_VALIDATE_RESULT</w:t>
             </w:r>
           </w:p>
           <w:p>
@@ -3945,14 +3900,18 @@
               </w:numPr>
               <w:rPr>
                 <w:rFonts w:ascii="Courier New" w:hAnsi="Courier New" w:cs="Courier New"/>
-                <w:sz w:val="14"/>
-                <w:lang w:val="id-ID"/>
-              </w:rPr>
-            </w:pPr>
-            <w:r>
-              <w:rPr>
-                <w:rFonts w:ascii="Courier New" w:hAnsi="Courier New" w:cs="Courier New"/>
-                <w:sz w:val="14"/>
+                <w:strike/>
+                <w:sz w:val="14"/>
+                <w:highlight w:val="red"/>
+                <w:lang w:val="id-ID"/>
+              </w:rPr>
+            </w:pPr>
+            <w:r>
+              <w:rPr>
+                <w:rFonts w:ascii="Courier New" w:hAnsi="Courier New" w:cs="Courier New"/>
+                <w:strike/>
+                <w:sz w:val="14"/>
+                <w:highlight w:val="red"/>
                 <w:lang w:val="id-ID"/>
               </w:rPr>
               <w:t>VAR_COMPANY_ID</w:t>
@@ -3967,14 +3926,18 @@
               </w:numPr>
               <w:rPr>
                 <w:rFonts w:ascii="Courier New" w:hAnsi="Courier New" w:cs="Courier New"/>
-                <w:sz w:val="14"/>
-                <w:lang w:val="id-ID"/>
-              </w:rPr>
-            </w:pPr>
-            <w:r>
-              <w:rPr>
-                <w:rFonts w:ascii="Courier New" w:hAnsi="Courier New" w:cs="Courier New"/>
-                <w:sz w:val="14"/>
+                <w:strike/>
+                <w:sz w:val="14"/>
+                <w:highlight w:val="red"/>
+                <w:lang w:val="id-ID"/>
+              </w:rPr>
+            </w:pPr>
+            <w:r>
+              <w:rPr>
+                <w:rFonts w:ascii="Courier New" w:hAnsi="Courier New" w:cs="Courier New"/>
+                <w:strike/>
+                <w:sz w:val="14"/>
+                <w:highlight w:val="red"/>
                 <w:lang w:val="id-ID"/>
               </w:rPr>
               <w:t>VAR_USER_ID</w:t>
@@ -3989,14 +3952,18 @@
               </w:numPr>
               <w:rPr>
                 <w:rFonts w:ascii="Courier New" w:hAnsi="Courier New" w:cs="Courier New"/>
-                <w:sz w:val="14"/>
-                <w:lang w:val="id-ID"/>
-              </w:rPr>
-            </w:pPr>
-            <w:r>
-              <w:rPr>
-                <w:rFonts w:ascii="Courier New" w:hAnsi="Courier New" w:cs="Courier New"/>
-                <w:sz w:val="14"/>
+                <w:strike/>
+                <w:sz w:val="14"/>
+                <w:highlight w:val="red"/>
+                <w:lang w:val="id-ID"/>
+              </w:rPr>
+            </w:pPr>
+            <w:r>
+              <w:rPr>
+                <w:rFonts w:ascii="Courier New" w:hAnsi="Courier New" w:cs="Courier New"/>
+                <w:strike/>
+                <w:sz w:val="14"/>
+                <w:highlight w:val="red"/>
                 <w:lang w:val="id-ID"/>
               </w:rPr>
               <w:t>Current Period dengan format YYYYMM</w:t>
@@ -4011,14 +3978,18 @@
               </w:numPr>
               <w:rPr>
                 <w:rFonts w:ascii="Courier New" w:hAnsi="Courier New" w:cs="Courier New"/>
-                <w:sz w:val="14"/>
-                <w:lang w:val="id-ID"/>
-              </w:rPr>
-            </w:pPr>
-            <w:r>
-              <w:rPr>
-                <w:rFonts w:ascii="Courier New" w:hAnsi="Courier New" w:cs="Courier New"/>
-                <w:sz w:val="14"/>
+                <w:strike/>
+                <w:sz w:val="14"/>
+                <w:highlight w:val="red"/>
+                <w:lang w:val="id-ID"/>
+              </w:rPr>
+            </w:pPr>
+            <w:r>
+              <w:rPr>
+                <w:rFonts w:ascii="Courier New" w:hAnsi="Courier New" w:cs="Courier New"/>
+                <w:strike/>
+                <w:sz w:val="14"/>
+                <w:highlight w:val="red"/>
                 <w:lang w:val="id-ID"/>
               </w:rPr>
               <w:t>VAR_LANGUAGE_ID</w:t>
@@ -4026,7 +3997,9 @@
             <w:r>
               <w:rPr>
                 <w:rFonts w:ascii="Courier New" w:hAnsi="Courier New" w:cs="Courier New"/>
-                <w:sz w:val="14"/>
+                <w:strike/>
+                <w:sz w:val="14"/>
+                <w:highlight w:val="red"/>
                 <w:lang w:val="id-ID"/>
               </w:rPr>
               <w:br/>
@@ -4041,13 +4014,17 @@
               </w:numPr>
               <w:rPr>
                 <w:rFonts w:ascii="Courier New" w:hAnsi="Courier New" w:cs="Courier New"/>
-                <w:sz w:val="14"/>
-              </w:rPr>
-            </w:pPr>
-            <w:r>
-              <w:rPr>
-                <w:rFonts w:ascii="Courier New" w:hAnsi="Courier New" w:cs="Courier New"/>
-                <w:sz w:val="14"/>
+                <w:strike/>
+                <w:sz w:val="14"/>
+                <w:highlight w:val="red"/>
+              </w:rPr>
+            </w:pPr>
+            <w:r>
+              <w:rPr>
+                <w:rFonts w:ascii="Courier New" w:hAnsi="Courier New" w:cs="Courier New"/>
+                <w:strike/>
+                <w:sz w:val="14"/>
+                <w:highlight w:val="red"/>
               </w:rPr>
               <w:t>IF VAR_VALIDATE_RESULT NOT EMPTY</w:t>
             </w:r>
@@ -4061,13 +4038,17 @@
               </w:numPr>
               <w:rPr>
                 <w:rFonts w:ascii="Courier New" w:hAnsi="Courier New" w:cs="Courier New"/>
-                <w:sz w:val="14"/>
-              </w:rPr>
-            </w:pPr>
-            <w:r>
-              <w:rPr>
-                <w:rFonts w:ascii="Courier New" w:hAnsi="Courier New" w:cs="Courier New"/>
-                <w:sz w:val="14"/>
+                <w:strike/>
+                <w:sz w:val="14"/>
+                <w:highlight w:val="red"/>
+              </w:rPr>
+            </w:pPr>
+            <w:r>
+              <w:rPr>
+                <w:rFonts w:ascii="Courier New" w:hAnsi="Courier New" w:cs="Courier New"/>
+                <w:strike/>
+                <w:sz w:val="14"/>
+                <w:highlight w:val="red"/>
               </w:rPr>
               <w:t>Jalankan POPUP TODO LIST dengan VAR_VALIDATE_RESULT</w:t>
             </w:r>
@@ -4081,13 +4062,17 @@
               </w:numPr>
               <w:rPr>
                 <w:rFonts w:ascii="Courier New" w:hAnsi="Courier New" w:cs="Courier New"/>
-                <w:sz w:val="14"/>
-              </w:rPr>
-            </w:pPr>
-            <w:r>
-              <w:rPr>
-                <w:rFonts w:ascii="Courier New" w:hAnsi="Courier New" w:cs="Courier New"/>
-                <w:sz w:val="14"/>
+                <w:strike/>
+                <w:sz w:val="14"/>
+                <w:highlight w:val="red"/>
+              </w:rPr>
+            </w:pPr>
+            <w:r>
+              <w:rPr>
+                <w:rFonts w:ascii="Courier New" w:hAnsi="Courier New" w:cs="Courier New"/>
+                <w:strike/>
+                <w:sz w:val="14"/>
+                <w:highlight w:val="red"/>
               </w:rPr>
               <w:t>ELSE</w:t>
             </w:r>
@@ -4101,44 +4086,20 @@
               </w:numPr>
               <w:rPr>
                 <w:rFonts w:ascii="Courier New" w:hAnsi="Courier New" w:cs="Courier New"/>
-                <w:sz w:val="14"/>
-                <w:lang w:val="id-ID"/>
-              </w:rPr>
-            </w:pPr>
-            <w:r>
-              <w:rPr>
-                <w:rFonts w:ascii="Courier New" w:hAnsi="Courier New" w:cs="Courier New"/>
-                <w:sz w:val="14"/>
-              </w:rPr>
-              <w:t xml:space="preserve">Jalankan </w:t>
-            </w:r>
-            <w:r>
-              <w:rPr>
-                <w:rFonts w:ascii="Courier New" w:hAnsi="Courier New" w:cs="Courier New"/>
-                <w:sz w:val="14"/>
-              </w:rPr>
-              <w:t>RSP_</w:t>
-            </w:r>
-            <w:r>
-              <w:rPr>
-                <w:rFonts w:ascii="Courier New" w:hAnsi="Courier New" w:cs="Courier New"/>
-                <w:sz w:val="14"/>
-              </w:rPr>
-              <w:t>CB</w:t>
-            </w:r>
-            <w:r>
-              <w:rPr>
-                <w:rFonts w:ascii="Courier New" w:hAnsi="Courier New" w:cs="Courier New"/>
-                <w:sz w:val="14"/>
-              </w:rPr>
-              <w:t>_SOFT_CLOSE_PERIOD</w:t>
-            </w:r>
-            <w:r>
-              <w:rPr>
-                <w:rFonts w:ascii="Courier New" w:hAnsi="Courier New" w:cs="Courier New"/>
-                <w:sz w:val="14"/>
-              </w:rPr>
-              <w:t xml:space="preserve"> dengan parameter, simpan hasil ke VAR_RESULT</w:t>
+                <w:strike/>
+                <w:sz w:val="14"/>
+                <w:highlight w:val="red"/>
+                <w:lang w:val="id-ID"/>
+              </w:rPr>
+            </w:pPr>
+            <w:r>
+              <w:rPr>
+                <w:rFonts w:ascii="Courier New" w:hAnsi="Courier New" w:cs="Courier New"/>
+                <w:strike/>
+                <w:sz w:val="14"/>
+                <w:highlight w:val="red"/>
+              </w:rPr>
+              <w:t>Jalankan RSP_CB_CLOSE_PERIOD dengan parameter, simpan hasil ke VAR_RESULT</w:t>
             </w:r>
           </w:p>
           <w:p>
@@ -4150,14 +4111,18 @@
               </w:numPr>
               <w:rPr>
                 <w:rFonts w:ascii="Courier New" w:hAnsi="Courier New" w:cs="Courier New"/>
-                <w:sz w:val="14"/>
-                <w:lang w:val="id-ID"/>
-              </w:rPr>
-            </w:pPr>
-            <w:r>
-              <w:rPr>
-                <w:rFonts w:ascii="Courier New" w:hAnsi="Courier New" w:cs="Courier New"/>
-                <w:sz w:val="14"/>
+                <w:strike/>
+                <w:sz w:val="14"/>
+                <w:highlight w:val="red"/>
+                <w:lang w:val="id-ID"/>
+              </w:rPr>
+            </w:pPr>
+            <w:r>
+              <w:rPr>
+                <w:rFonts w:ascii="Courier New" w:hAnsi="Courier New" w:cs="Courier New"/>
+                <w:strike/>
+                <w:sz w:val="14"/>
+                <w:highlight w:val="red"/>
                 <w:lang w:val="id-ID"/>
               </w:rPr>
               <w:t>VAR_COMPANY_ID</w:t>
@@ -4172,14 +4137,18 @@
               </w:numPr>
               <w:rPr>
                 <w:rFonts w:ascii="Courier New" w:hAnsi="Courier New" w:cs="Courier New"/>
-                <w:sz w:val="14"/>
-                <w:lang w:val="id-ID"/>
-              </w:rPr>
-            </w:pPr>
-            <w:r>
-              <w:rPr>
-                <w:rFonts w:ascii="Courier New" w:hAnsi="Courier New" w:cs="Courier New"/>
-                <w:sz w:val="14"/>
+                <w:strike/>
+                <w:sz w:val="14"/>
+                <w:highlight w:val="red"/>
+                <w:lang w:val="id-ID"/>
+              </w:rPr>
+            </w:pPr>
+            <w:r>
+              <w:rPr>
+                <w:rFonts w:ascii="Courier New" w:hAnsi="Courier New" w:cs="Courier New"/>
+                <w:strike/>
+                <w:sz w:val="14"/>
+                <w:highlight w:val="red"/>
                 <w:lang w:val="id-ID"/>
               </w:rPr>
               <w:t>VAR_USER_ID</w:t>
@@ -4194,17 +4163,56 @@
               </w:numPr>
               <w:rPr>
                 <w:rFonts w:ascii="Courier New" w:hAnsi="Courier New" w:cs="Courier New"/>
-                <w:sz w:val="14"/>
-                <w:lang w:val="id-ID"/>
-              </w:rPr>
-            </w:pPr>
-            <w:r>
-              <w:rPr>
-                <w:rFonts w:ascii="Courier New" w:hAnsi="Courier New" w:cs="Courier New"/>
-                <w:sz w:val="14"/>
+                <w:strike/>
+                <w:sz w:val="14"/>
+                <w:highlight w:val="red"/>
+                <w:lang w:val="id-ID"/>
+              </w:rPr>
+            </w:pPr>
+            <w:r>
+              <w:rPr>
+                <w:rFonts w:ascii="Courier New" w:hAnsi="Courier New" w:cs="Courier New"/>
+                <w:strike/>
+                <w:sz w:val="14"/>
+                <w:highlight w:val="red"/>
                 <w:lang w:val="id-ID"/>
               </w:rPr>
               <w:t>Current Period dengan format YYYYMM</w:t>
+            </w:r>
+          </w:p>
+          <w:p>
+            <w:pPr>
+              <w:pStyle w:val="NoSpacing"/>
+              <w:rPr>
+                <w:rFonts w:ascii="Courier New" w:hAnsi="Courier New" w:cs="Courier New"/>
+                <w:strike/>
+                <w:sz w:val="14"/>
+                <w:highlight w:val="red"/>
+              </w:rPr>
+            </w:pPr>
+          </w:p>
+          <w:p>
+            <w:pPr>
+              <w:pStyle w:val="NoSpacing"/>
+              <w:numPr>
+                <w:ilvl w:val="1"/>
+                <w:numId w:val="1"/>
+              </w:numPr>
+              <w:rPr>
+                <w:rFonts w:ascii="Courier New" w:hAnsi="Courier New" w:cs="Courier New"/>
+                <w:strike/>
+                <w:sz w:val="14"/>
+                <w:highlight w:val="red"/>
+              </w:rPr>
+            </w:pPr>
+            <w:r>
+              <w:rPr>
+                <w:rFonts w:ascii="Courier New" w:hAnsi="Courier New" w:cs="Courier New"/>
+                <w:strike/>
+                <w:sz w:val="14"/>
+                <w:highlight w:val="red"/>
+              </w:rPr>
+              <w:t>IF Error</w:t>
             </w:r>
           </w:p>
           <w:p>
@@ -4216,27 +4224,20 @@
               </w:numPr>
               <w:rPr>
                 <w:rFonts w:ascii="Courier New" w:hAnsi="Courier New" w:cs="Courier New"/>
-                <w:sz w:val="14"/>
-                <w:lang w:val="id-ID"/>
-              </w:rPr>
-            </w:pPr>
-            <w:r>
-              <w:rPr>
-                <w:rFonts w:ascii="Courier New" w:hAnsi="Courier New" w:cs="Courier New"/>
-                <w:sz w:val="14"/>
-                <w:lang w:val="id-ID"/>
-              </w:rPr>
-              <w:t>0</w:t>
-            </w:r>
-          </w:p>
-          <w:p>
-            <w:pPr>
-              <w:pStyle w:val="NoSpacing"/>
-              <w:rPr>
-                <w:rFonts w:ascii="Courier New" w:hAnsi="Courier New" w:cs="Courier New"/>
-                <w:sz w:val="14"/>
-              </w:rPr>
-            </w:pPr>
+                <w:strike/>
+                <w:sz w:val="14"/>
+                <w:highlight w:val="red"/>
+              </w:rPr>
+            </w:pPr>
+            <w:r>
+              <w:rPr>
+                <w:rFonts w:ascii="Courier New" w:hAnsi="Courier New" w:cs="Courier New"/>
+                <w:strike/>
+                <w:sz w:val="14"/>
+                <w:highlight w:val="red"/>
+              </w:rPr>
+              <w:t>Display Error Message</w:t>
+            </w:r>
           </w:p>
           <w:p>
             <w:pPr>
@@ -4247,15 +4248,19 @@
               </w:numPr>
               <w:rPr>
                 <w:rFonts w:ascii="Courier New" w:hAnsi="Courier New" w:cs="Courier New"/>
-                <w:sz w:val="14"/>
-              </w:rPr>
-            </w:pPr>
-            <w:r>
-              <w:rPr>
-                <w:rFonts w:ascii="Courier New" w:hAnsi="Courier New" w:cs="Courier New"/>
-                <w:sz w:val="14"/>
-              </w:rPr>
-              <w:t>IF Error</w:t>
+                <w:strike/>
+                <w:sz w:val="14"/>
+                <w:highlight w:val="red"/>
+              </w:rPr>
+            </w:pPr>
+            <w:r>
+              <w:rPr>
+                <w:rFonts w:ascii="Courier New" w:hAnsi="Courier New" w:cs="Courier New"/>
+                <w:strike/>
+                <w:sz w:val="14"/>
+                <w:highlight w:val="red"/>
+              </w:rPr>
+              <w:t>ELSE</w:t>
             </w:r>
           </w:p>
           <w:p>
@@ -4267,15 +4272,96 @@
               </w:numPr>
               <w:rPr>
                 <w:rFonts w:ascii="Courier New" w:hAnsi="Courier New" w:cs="Courier New"/>
-                <w:sz w:val="14"/>
-              </w:rPr>
-            </w:pPr>
-            <w:r>
-              <w:rPr>
-                <w:rFonts w:ascii="Courier New" w:hAnsi="Courier New" w:cs="Courier New"/>
-                <w:sz w:val="14"/>
-              </w:rPr>
-              <w:t>Display Error Message</w:t>
+                <w:strike/>
+                <w:sz w:val="14"/>
+                <w:highlight w:val="red"/>
+              </w:rPr>
+            </w:pPr>
+            <w:r>
+              <w:rPr>
+                <w:rFonts w:ascii="Courier New" w:hAnsi="Courier New" w:cs="Courier New"/>
+                <w:strike/>
+                <w:sz w:val="14"/>
+                <w:highlight w:val="red"/>
+              </w:rPr>
+              <w:t>Display message ‘Closing</w:t>
+            </w:r>
+            <w:r>
+              <w:rPr>
+                <w:rFonts w:ascii="Courier New" w:hAnsi="Courier New" w:cs="Courier New"/>
+                <w:strike/>
+                <w:sz w:val="14"/>
+                <w:highlight w:val="red"/>
+              </w:rPr>
+              <w:t xml:space="preserve"> CB Period</w:t>
+            </w:r>
+            <w:r>
+              <w:rPr>
+                <w:rFonts w:ascii="Courier New" w:hAnsi="Courier New" w:cs="Courier New"/>
+                <w:strike/>
+                <w:sz w:val="14"/>
+                <w:highlight w:val="red"/>
+              </w:rPr>
+              <w:t xml:space="preserve"> processed successfully!’</w:t>
+            </w:r>
+          </w:p>
+          <w:p>
+            <w:pPr>
+              <w:pStyle w:val="NoSpacing"/>
+              <w:numPr>
+                <w:ilvl w:val="2"/>
+                <w:numId w:val="1"/>
+              </w:numPr>
+              <w:rPr>
+                <w:rFonts w:ascii="Courier New" w:hAnsi="Courier New" w:cs="Courier New"/>
+                <w:strike/>
+                <w:sz w:val="14"/>
+                <w:highlight w:val="red"/>
+              </w:rPr>
+            </w:pPr>
+            <w:r>
+              <w:rPr>
+                <w:rFonts w:ascii="Courier New" w:hAnsi="Courier New" w:cs="Courier New"/>
+                <w:strike/>
+                <w:sz w:val="14"/>
+                <w:highlight w:val="red"/>
+              </w:rPr>
+              <w:t>Jalankan REFRESH FORM PROCESS</w:t>
+            </w:r>
+          </w:p>
+          <w:p>
+            <w:pPr>
+              <w:pStyle w:val="NoSpacing"/>
+              <w:ind w:left="360"/>
+              <w:rPr>
+                <w:rFonts w:ascii="Courier New" w:hAnsi="Courier New" w:cs="Courier New"/>
+                <w:strike/>
+                <w:sz w:val="14"/>
+                <w:highlight w:val="red"/>
+              </w:rPr>
+            </w:pPr>
+          </w:p>
+          <w:p>
+            <w:pPr>
+              <w:pStyle w:val="NoSpacing"/>
+              <w:numPr>
+                <w:ilvl w:val="0"/>
+                <w:numId w:val="1"/>
+              </w:numPr>
+              <w:rPr>
+                <w:rFonts w:ascii="Courier New" w:hAnsi="Courier New" w:cs="Courier New"/>
+                <w:sz w:val="14"/>
+                <w:highlight w:val="yellow"/>
+                <w:lang w:val="id-ID"/>
+              </w:rPr>
+            </w:pPr>
+            <w:r>
+              <w:rPr>
+                <w:rFonts w:ascii="Courier New" w:hAnsi="Courier New" w:cs="Courier New"/>
+                <w:sz w:val="14"/>
+                <w:highlight w:val="yellow"/>
+              </w:rPr>
+              <w:t>Jalankan RSP_CB_CLOSE_PERIOD dengan parameter, simpan hasil ke VAR_RESULT</w:t>
             </w:r>
           </w:p>
           <w:p>
@@ -4288,68 +4374,66 @@
               <w:rPr>
                 <w:rFonts w:ascii="Courier New" w:hAnsi="Courier New" w:cs="Courier New"/>
                 <w:sz w:val="14"/>
-              </w:rPr>
-            </w:pPr>
-            <w:r>
-              <w:rPr>
-                <w:rFonts w:ascii="Courier New" w:hAnsi="Courier New" w:cs="Courier New"/>
-                <w:sz w:val="14"/>
-              </w:rPr>
-              <w:t>ELSE</w:t>
+                <w:highlight w:val="yellow"/>
+                <w:lang w:val="id-ID"/>
+              </w:rPr>
+            </w:pPr>
+            <w:r>
+              <w:rPr>
+                <w:rFonts w:ascii="Courier New" w:hAnsi="Courier New" w:cs="Courier New"/>
+                <w:sz w:val="14"/>
+                <w:highlight w:val="yellow"/>
+                <w:lang w:val="id-ID"/>
+              </w:rPr>
+              <w:t>VAR_COMPANY_ID</w:t>
             </w:r>
           </w:p>
           <w:p>
             <w:pPr>
               <w:pStyle w:val="NoSpacing"/>
               <w:numPr>
-                <w:ilvl w:val="2"/>
+                <w:ilvl w:val="1"/>
                 <w:numId w:val="1"/>
               </w:numPr>
               <w:rPr>
                 <w:rFonts w:ascii="Courier New" w:hAnsi="Courier New" w:cs="Courier New"/>
                 <w:sz w:val="14"/>
-              </w:rPr>
-            </w:pPr>
-            <w:r>
-              <w:rPr>
-                <w:rFonts w:ascii="Courier New" w:hAnsi="Courier New" w:cs="Courier New"/>
-                <w:sz w:val="14"/>
-              </w:rPr>
-              <w:t>Display message ‘Closing</w:t>
-            </w:r>
-            <w:r>
-              <w:rPr>
-                <w:rFonts w:ascii="Courier New" w:hAnsi="Courier New" w:cs="Courier New"/>
-                <w:sz w:val="14"/>
-              </w:rPr>
-              <w:t xml:space="preserve"> CB Period</w:t>
-            </w:r>
-            <w:r>
-              <w:rPr>
-                <w:rFonts w:ascii="Courier New" w:hAnsi="Courier New" w:cs="Courier New"/>
-                <w:sz w:val="14"/>
-              </w:rPr>
-              <w:t xml:space="preserve"> processed successfully!’</w:t>
+                <w:highlight w:val="yellow"/>
+                <w:lang w:val="id-ID"/>
+              </w:rPr>
+            </w:pPr>
+            <w:r>
+              <w:rPr>
+                <w:rFonts w:ascii="Courier New" w:hAnsi="Courier New" w:cs="Courier New"/>
+                <w:sz w:val="14"/>
+                <w:highlight w:val="yellow"/>
+                <w:lang w:val="id-ID"/>
+              </w:rPr>
+              <w:t>VAR_USER_ID</w:t>
             </w:r>
           </w:p>
           <w:p>
             <w:pPr>
               <w:pStyle w:val="NoSpacing"/>
               <w:numPr>
-                <w:ilvl w:val="2"/>
+                <w:ilvl w:val="1"/>
                 <w:numId w:val="1"/>
               </w:numPr>
               <w:rPr>
                 <w:rFonts w:ascii="Courier New" w:hAnsi="Courier New" w:cs="Courier New"/>
                 <w:sz w:val="14"/>
-              </w:rPr>
-            </w:pPr>
-            <w:r>
-              <w:rPr>
-                <w:rFonts w:ascii="Courier New" w:hAnsi="Courier New" w:cs="Courier New"/>
-                <w:sz w:val="14"/>
-              </w:rPr>
-              <w:t>Jalankan REFRESH FORM PROCESS</w:t>
+                <w:highlight w:val="yellow"/>
+                <w:lang w:val="id-ID"/>
+              </w:rPr>
+            </w:pPr>
+            <w:r>
+              <w:rPr>
+                <w:rFonts w:ascii="Courier New" w:hAnsi="Courier New" w:cs="Courier New"/>
+                <w:sz w:val="14"/>
+                <w:highlight w:val="yellow"/>
+                <w:lang w:val="id-ID"/>
+              </w:rPr>
+              <w:t>Current Period dengan format YYYYMM</w:t>
             </w:r>
           </w:p>
           <w:p>
@@ -4362,6 +4446,117 @@
               <w:rPr>
                 <w:rFonts w:ascii="Courier New" w:hAnsi="Courier New" w:cs="Courier New"/>
                 <w:sz w:val="14"/>
+                <w:highlight w:val="yellow"/>
+              </w:rPr>
+            </w:pPr>
+            <w:r>
+              <w:rPr>
+                <w:rFonts w:ascii="Courier New" w:hAnsi="Courier New" w:cs="Courier New"/>
+                <w:sz w:val="14"/>
+                <w:highlight w:val="yellow"/>
+              </w:rPr>
+              <w:t>IF Error</w:t>
+            </w:r>
+          </w:p>
+          <w:p>
+            <w:pPr>
+              <w:pStyle w:val="NoSpacing"/>
+              <w:numPr>
+                <w:ilvl w:val="1"/>
+                <w:numId w:val="1"/>
+              </w:numPr>
+              <w:rPr>
+                <w:rFonts w:ascii="Courier New" w:hAnsi="Courier New" w:cs="Courier New"/>
+                <w:sz w:val="14"/>
+                <w:highlight w:val="yellow"/>
+              </w:rPr>
+            </w:pPr>
+            <w:r>
+              <w:rPr>
+                <w:rFonts w:ascii="Courier New" w:hAnsi="Courier New" w:cs="Courier New"/>
+                <w:sz w:val="14"/>
+                <w:highlight w:val="yellow"/>
+              </w:rPr>
+              <w:t>Display Error Message</w:t>
+            </w:r>
+          </w:p>
+          <w:p>
+            <w:pPr>
+              <w:pStyle w:val="NoSpacing"/>
+              <w:numPr>
+                <w:ilvl w:val="0"/>
+                <w:numId w:val="1"/>
+              </w:numPr>
+              <w:rPr>
+                <w:rFonts w:ascii="Courier New" w:hAnsi="Courier New" w:cs="Courier New"/>
+                <w:sz w:val="14"/>
+                <w:highlight w:val="yellow"/>
+              </w:rPr>
+            </w:pPr>
+            <w:r>
+              <w:rPr>
+                <w:rFonts w:ascii="Courier New" w:hAnsi="Courier New" w:cs="Courier New"/>
+                <w:sz w:val="14"/>
+                <w:highlight w:val="yellow"/>
+              </w:rPr>
+              <w:t>ELSE</w:t>
+            </w:r>
+          </w:p>
+          <w:p>
+            <w:pPr>
+              <w:pStyle w:val="NoSpacing"/>
+              <w:numPr>
+                <w:ilvl w:val="1"/>
+                <w:numId w:val="1"/>
+              </w:numPr>
+              <w:rPr>
+                <w:rFonts w:ascii="Courier New" w:hAnsi="Courier New" w:cs="Courier New"/>
+                <w:sz w:val="14"/>
+                <w:highlight w:val="yellow"/>
+              </w:rPr>
+            </w:pPr>
+            <w:r>
+              <w:rPr>
+                <w:rFonts w:ascii="Courier New" w:hAnsi="Courier New" w:cs="Courier New"/>
+                <w:sz w:val="14"/>
+                <w:highlight w:val="yellow"/>
+              </w:rPr>
+              <w:t>Display message ‘Closing CB Period processed successfully!’</w:t>
+            </w:r>
+          </w:p>
+          <w:p>
+            <w:pPr>
+              <w:pStyle w:val="NoSpacing"/>
+              <w:numPr>
+                <w:ilvl w:val="1"/>
+                <w:numId w:val="1"/>
+              </w:numPr>
+              <w:rPr>
+                <w:rFonts w:ascii="Courier New" w:hAnsi="Courier New" w:cs="Courier New"/>
+                <w:sz w:val="14"/>
+                <w:highlight w:val="yellow"/>
+              </w:rPr>
+            </w:pPr>
+            <w:r>
+              <w:rPr>
+                <w:rFonts w:ascii="Courier New" w:hAnsi="Courier New" w:cs="Courier New"/>
+                <w:sz w:val="14"/>
+                <w:highlight w:val="yellow"/>
+              </w:rPr>
+              <w:t>Jalankan REFRESH FORM PROCESS</w:t>
+            </w:r>
+          </w:p>
+          <w:p>
+            <w:pPr>
+              <w:pStyle w:val="NoSpacing"/>
+              <w:numPr>
+                <w:ilvl w:val="1"/>
+                <w:numId w:val="1"/>
+              </w:numPr>
+              <w:rPr>
+                <w:rFonts w:ascii="Courier New" w:hAnsi="Courier New" w:cs="Courier New"/>
+                <w:sz w:val="14"/>
+                <w:lang w:val="id-ID"/>
               </w:rPr>
             </w:pPr>
           </w:p>
@@ -4590,7 +4785,6 @@
         <w:tc>
           <w:tcPr>
             <w:tcW w:w="1777" w:type="dxa"/>
-            <w:shd w:val="clear" w:color="auto" w:fill="auto"/>
           </w:tcPr>
           <w:p>
             <w:pPr>
@@ -4612,7 +4806,6 @@
         <w:tc>
           <w:tcPr>
             <w:tcW w:w="7465" w:type="dxa"/>
-            <w:shd w:val="clear" w:color="auto" w:fill="auto"/>
           </w:tcPr>
           <w:p>
             <w:pPr>
@@ -7277,21 +7470,7 @@
                 <w:rFonts w:cs="Courier New"/>
                 <w:sz w:val="14"/>
               </w:rPr>
-              <w:t xml:space="preserve">Implement close </w:t>
-            </w:r>
-            <w:r>
-              <w:rPr>
-                <w:rFonts w:cs="Courier New"/>
-                <w:sz w:val="14"/>
-              </w:rPr>
-              <w:t xml:space="preserve">period </w:t>
-            </w:r>
-            <w:r>
-              <w:rPr>
-                <w:rFonts w:cs="Courier New"/>
-                <w:sz w:val="14"/>
-              </w:rPr>
-              <w:t>validation</w:t>
+              <w:t>Implement close period validation</w:t>
             </w:r>
           </w:p>
           <w:p>
@@ -7821,7 +8000,7 @@
       <w:rPr>
         <w:noProof/>
       </w:rPr>
-      <w:t>Friday, March 14, 2025</w:t>
+      <w:t>Wednesday, November 12, 2025</w:t>
     </w:r>
     <w:r>
       <w:fldChar w:fldCharType="end"/>
@@ -8164,7 +8343,13 @@
             <w:rPr>
               <w:sz w:val="18"/>
             </w:rPr>
-            <w:t>01</w:t>
+            <w:t>0</w:t>
+          </w:r>
+          <w:r>
+            <w:rPr>
+              <w:sz w:val="18"/>
+            </w:rPr>
+            <w:t>2</w:t>
           </w:r>
           <w:r>
             <w:rPr>
@@ -8182,7 +8367,19 @@
             <w:rPr>
               <w:sz w:val="18"/>
             </w:rPr>
-            <w:t>Close GL Period</w:t>
+            <w:t xml:space="preserve">Close </w:t>
+          </w:r>
+          <w:r>
+            <w:rPr>
+              <w:sz w:val="18"/>
+            </w:rPr>
+            <w:t>CB</w:t>
+          </w:r>
+          <w:r>
+            <w:rPr>
+              <w:sz w:val="18"/>
+            </w:rPr>
+            <w:t xml:space="preserve"> Period</w:t>
           </w:r>
         </w:p>
       </w:tc>
